--- a/docs/user_guides/user_guide_parent.docx
+++ b/docs/user_guides/user_guide_parent.docx
@@ -28,7 +28,7 @@
     </w:p>
     <w:p>
       <w:r>
-        <w:t>Через бота ты видишь учебный путь своего ребёнка: расписание уроков, домашку, учебный план, оплаты. Из этого же чата можно написать преподавателю и сообщить об оплате. Ребёнок видит свою версию бота — там нет оплат, только уроки и учёба.</w:t>
+        <w:t>Через бота вы видите учебный путь своего ребёнка: расписание уроков, домашку, учебный план, оплаты. Из этого же чата можно написать преподавателю и сообщить об оплате. Ребёнок видит свою версию бота — там нет оплат, только уроки и учёба.</w:t>
       </w:r>
     </w:p>
     <w:p>
@@ -44,7 +44,7 @@
         <w:pStyle w:val="ListNumber"/>
       </w:pPr>
       <w:r>
-        <w:t>Открой переписку с ботом и нажми «Начать» (Telegram сам это предложит).</w:t>
+        <w:t>Откройте переписку с ботом и нажмите «Начать» (Telegram сам это предложит).</w:t>
       </w:r>
     </w:p>
     <w:p>
@@ -52,7 +52,7 @@
         <w:pStyle w:val="ListNumber"/>
       </w:pPr>
       <w:r>
-        <w:t>Бот спросит, кто ты — выбери «👨‍👩‍👧 Я родитель ученика».</w:t>
+        <w:t>Бот спросит, кто вы — выберите «👨‍👩‍👧 Я родитель ученика».</w:t>
       </w:r>
     </w:p>
     <w:p>
@@ -60,7 +60,7 @@
         <w:pStyle w:val="ListNumber"/>
       </w:pPr>
       <w:r>
-        <w:t>Дальше он задаст несколько вопросов: имя, возраст, язык, уровень. Отвечай как есть, ничего страшного, если уровень не помнишь — так и нажми «Не знаю свой уровень».</w:t>
+        <w:t>Дальше он задаст несколько вопросов: имя, возраст, язык, уровень. Отвечайте как есть — ничего страшного, если уровень не помните, так и нажмите «Не знаю свой уровень».</w:t>
       </w:r>
     </w:p>
     <w:p>
@@ -68,7 +68,7 @@
         <w:pStyle w:val="ListNumber"/>
       </w:pPr>
       <w:r>
-        <w:t>После регистрации ты сразу попадёшь в главное меню.</w:t>
+        <w:t>После регистрации вы сразу попадёте в главное меню.</w:t>
       </w:r>
     </w:p>
     <w:p>
@@ -84,7 +84,7 @@
         <w:pStyle w:val="ListBullet"/>
       </w:pPr>
       <w:r>
-        <w:t>👨‍👩‍👧 Мои дети — список твоих детей, привязанных к преподавателю. Под каждым: учебный план, расписание, домашка, оплаты.</w:t>
+        <w:t>👨‍👩‍👧 Мои дети — список ваших детей, привязанных к преподавателю. Под каждым: учебный план, расписание, домашка, оплаты.</w:t>
       </w:r>
     </w:p>
     <w:p>
@@ -121,7 +121,7 @@
     </w:p>
     <w:p>
       <w:r>
-        <w:t>Открой ребёнка — внутри четыре раздела.</w:t>
+        <w:t>Откройте ребёнка — внутри четыре раздела.</w:t>
       </w:r>
     </w:p>
     <w:p>
@@ -145,7 +145,7 @@
         <w:pStyle w:val="ListBullet"/>
       </w:pPr>
       <w:r>
-        <w:t>📚 Домашка — активные и выполненные задания. Ты видишь то же, что видит ребёнок. Если по методике курса домашка не задаётся — раздел будет пустой с пояснением.</w:t>
+        <w:t>📚 Домашка — активные и выполненные задания. Вы видите то же, что видит ребёнок. Если по методике курса домашка не задаётся — раздел будет пустой с пояснением.</w:t>
       </w:r>
     </w:p>
     <w:p>
@@ -171,7 +171,7 @@
     </w:p>
     <w:p>
       <w:r>
-        <w:t>Иногда после регистрации связь с ребёнком устанавливается не сразу: бот сравнивает имя, которое ты ввёл, с активными профилями учеников. Как только совпадение найдено — связь появится автоматически. Если нет, можешь написать преподавателю — он привяжет вручную.</w:t>
+        <w:t>Иногда после регистрации связь с ребёнком устанавливается не сразу: бот сравнивает имя, которое вы ввели, с активными профилями учеников. Как только совпадение найдено — связь появится автоматически. Если нет, можно написать преподавателю — он привяжет вручную.</w:t>
       </w:r>
     </w:p>
     <w:p>
@@ -184,7 +184,7 @@
     </w:p>
     <w:p>
       <w:r>
-        <w:t>Можно из любого раздела (главное меню, карточка ДЗ, оплата). Просто напиши сообщение текстом, фото, голосом — что удобнее. Преподаватель получит и контекст (по поводу чего ты пишешь), и сам файл.</w:t>
+        <w:t>Можно из любого раздела (главное меню, карточка ДЗ, оплата). Просто напишите сообщение текстом, фото, голосом — что удобнее. Преподаватель получит и контекст (по поводу чего вы пишете), и сам файл.</w:t>
       </w:r>
     </w:p>
     <w:p>
@@ -197,7 +197,7 @@
     </w:p>
     <w:p>
       <w:r>
-        <w:t>В разделе «Оплаты» внутри карточки ребёнка есть кнопка «Сообщить об оплате». После перевода нажми её и напиши пару слов (дату, сумму, можно скриншот). Преподаватель подтвердит, и баланс обновится.</w:t>
+        <w:t>В разделе «Оплаты» внутри карточки ребёнка есть кнопка «Сообщить об оплате». После перевода нажмите её и напишите пару слов (дату, сумму, можно скриншот). Преподаватель подтвердит, и баланс обновится.</w:t>
       </w:r>
     </w:p>
     <w:p>
@@ -213,7 +213,7 @@
         <w:pStyle w:val="ListBullet"/>
       </w:pPr>
       <w:r>
-        <w:t>Не приходят сообщения от бота — проверь «👤 Ещё → 🔔 Управление уведомлениями». Возможно, стоит пауза.</w:t>
+        <w:t>Не приходят сообщения от бота — проверьте «👤 Ещё → 🔔 Управление уведомлениями». Возможно, стоит пауза.</w:t>
       </w:r>
     </w:p>
     <w:p>
@@ -221,7 +221,7 @@
         <w:pStyle w:val="ListBullet"/>
       </w:pPr>
       <w:r>
-        <w:t>Что-то странное в кнопках — закрой и открой бот заново; чаще всего помогает.</w:t>
+        <w:t>Что-то странное в кнопках — закройте и откройте бот заново; чаще всего помогает.</w:t>
       </w:r>
     </w:p>
     <w:p>
@@ -229,7 +229,7 @@
         <w:pStyle w:val="ListBullet"/>
       </w:pPr>
       <w:r>
-        <w:t>Если бот не отвечает совсем — напиши преподавателю в личные сообщения вне бота.</w:t>
+        <w:t>Если бот не отвечает совсем — напишите преподавателю в личные сообщения вне бота.</w:t>
       </w:r>
     </w:p>
     <w:p>
@@ -250,7 +250,7 @@
     </w:p>
     <w:p>
       <w:r>
-        <w:t>Главное меню → «👤 Ещё» → «📥 Инструкция к боту». Там же можно скачать снова, если потерял этот файл.</w:t>
+        <w:t>Главное меню → «👤 Ещё» → «📥 Инструкция к боту». Там же можно скачать снова, если потеряли этот файл.</w:t>
       </w:r>
     </w:p>
     <w:sectPr>
